--- a/Loyiha kriptografiya/30.03.2026/Shartnoma HAI/Ilova 3.docx
+++ b/Loyiha kriptografiya/30.03.2026/Shartnoma HAI/Ilova 3.docx
@@ -1,6 +1,6 @@
 
 <file path=word/document.xml><?xml version="1.0" encoding="utf-8"?>
-<w:document xmlns:wpc="http://schemas.microsoft.com/office/word/2010/wordprocessingCanvas" xmlns:cx="http://schemas.microsoft.com/office/drawing/2014/chartex" xmlns:mc="http://schemas.openxmlformats.org/markup-compatibility/2006" xmlns:o="urn:schemas-microsoft-com:office:office" xmlns:r="http://schemas.openxmlformats.org/officeDocument/2006/relationships" xmlns:m="http://schemas.openxmlformats.org/officeDocument/2006/math" xmlns:v="urn:schemas-microsoft-com:vml" xmlns:wp14="http://schemas.microsoft.com/office/word/2010/wordprocessingDrawing" xmlns:wp="http://schemas.openxmlformats.org/drawingml/2006/wordprocessingDrawing" xmlns:w10="urn:schemas-microsoft-com:office:word" xmlns:w="http://schemas.openxmlformats.org/wordprocessingml/2006/main" xmlns:w14="http://schemas.microsoft.com/office/word/2010/wordml" xmlns:w15="http://schemas.microsoft.com/office/word/2012/wordml" xmlns:w16se="http://schemas.microsoft.com/office/word/2015/wordml/symex" xmlns:wpg="http://schemas.microsoft.com/office/word/2010/wordprocessingGroup" xmlns:wpi="http://schemas.microsoft.com/office/word/2010/wordprocessingInk" xmlns:wne="http://schemas.microsoft.com/office/word/2006/wordml" xmlns:wps="http://schemas.microsoft.com/office/word/2010/wordprocessingShape" mc:Ignorable="w14 w15 w16se wp14">
+<w:document xmlns:wpc="http://schemas.microsoft.com/office/word/2010/wordprocessingCanvas" xmlns:cx="http://schemas.microsoft.com/office/drawing/2014/chartex" xmlns:cx1="http://schemas.microsoft.com/office/drawing/2015/9/8/chartex" xmlns:cx2="http://schemas.microsoft.com/office/drawing/2015/10/21/chartex" xmlns:cx3="http://schemas.microsoft.com/office/drawing/2016/5/9/chartex" xmlns:cx4="http://schemas.microsoft.com/office/drawing/2016/5/10/chartex" xmlns:cx5="http://schemas.microsoft.com/office/drawing/2016/5/11/chartex" xmlns:cx6="http://schemas.microsoft.com/office/drawing/2016/5/12/chartex" xmlns:cx7="http://schemas.microsoft.com/office/drawing/2016/5/13/chartex" xmlns:cx8="http://schemas.microsoft.com/office/drawing/2016/5/14/chartex" xmlns:mc="http://schemas.openxmlformats.org/markup-compatibility/2006" xmlns:aink="http://schemas.microsoft.com/office/drawing/2016/ink" xmlns:am3d="http://schemas.microsoft.com/office/drawing/2017/model3d" xmlns:o="urn:schemas-microsoft-com:office:office" xmlns:r="http://schemas.openxmlformats.org/officeDocument/2006/relationships" xmlns:m="http://schemas.openxmlformats.org/officeDocument/2006/math" xmlns:v="urn:schemas-microsoft-com:vml" xmlns:wp14="http://schemas.microsoft.com/office/word/2010/wordprocessingDrawing" xmlns:wp="http://schemas.openxmlformats.org/drawingml/2006/wordprocessingDrawing" xmlns:w10="urn:schemas-microsoft-com:office:word" xmlns:w="http://schemas.openxmlformats.org/wordprocessingml/2006/main" xmlns:w14="http://schemas.microsoft.com/office/word/2010/wordml" xmlns:w15="http://schemas.microsoft.com/office/word/2012/wordml" xmlns:w16cex="http://schemas.microsoft.com/office/word/2018/wordml/cex" xmlns:w16cid="http://schemas.microsoft.com/office/word/2016/wordml/cid" xmlns:w16="http://schemas.microsoft.com/office/word/2018/wordml" xmlns:w16sdtdh="http://schemas.microsoft.com/office/word/2020/wordml/sdtdatahash" xmlns:w16se="http://schemas.microsoft.com/office/word/2015/wordml/symex" xmlns:wpg="http://schemas.microsoft.com/office/word/2010/wordprocessingGroup" xmlns:wpi="http://schemas.microsoft.com/office/word/2010/wordprocessingInk" xmlns:wne="http://schemas.microsoft.com/office/word/2006/wordml" xmlns:wps="http://schemas.microsoft.com/office/word/2010/wordprocessingShape" mc:Ignorable="w14 w15 w16se w16cid w16 w16cex w16sdtdh wp14">
   <w:body>
     <w:p>
       <w:pPr>
@@ -356,30 +356,6 @@
                 <w:szCs w:val="26"/>
                 <w:lang w:val="en-US"/>
               </w:rPr>
-              <w:t>ming</w:t>
-            </w:r>
-            <w:proofErr w:type="spellEnd"/>
-            <w:r>
-              <w:rPr>
-                <w:rFonts w:ascii="Times New Roman" w:hAnsi="Times New Roman"/>
-                <w:b/>
-                <w:bCs/>
-                <w:sz w:val="26"/>
-                <w:szCs w:val="26"/>
-                <w:lang w:val="en-US"/>
-              </w:rPr>
-              <w:t xml:space="preserve"> </w:t>
-            </w:r>
-            <w:proofErr w:type="spellStart"/>
-            <w:r>
-              <w:rPr>
-                <w:rFonts w:ascii="Times New Roman" w:hAnsi="Times New Roman"/>
-                <w:b/>
-                <w:bCs/>
-                <w:sz w:val="26"/>
-                <w:szCs w:val="26"/>
-                <w:lang w:val="en-US"/>
-              </w:rPr>
               <w:t>so‘mda</w:t>
             </w:r>
             <w:proofErr w:type="spellEnd"/>
@@ -1905,7 +1881,6 @@
         </w:rPr>
       </w:pPr>
       <w:proofErr w:type="spellStart"/>
-      <w:proofErr w:type="gramStart"/>
       <w:r>
         <w:rPr>
           <w:rFonts w:ascii="Times New Roman" w:hAnsi="Times New Roman"/>
@@ -1914,18 +1889,7 @@
           <w:color w:val="000000" w:themeColor="text1"/>
           <w:lang w:val="en-US"/>
         </w:rPr>
-        <w:t>so‘</w:t>
-      </w:r>
-      <w:proofErr w:type="gramEnd"/>
-      <w:r>
-        <w:rPr>
-          <w:rFonts w:ascii="Times New Roman" w:hAnsi="Times New Roman"/>
-          <w:i/>
-          <w:iCs/>
-          <w:color w:val="000000" w:themeColor="text1"/>
-          <w:lang w:val="en-US"/>
-        </w:rPr>
-        <w:t>mda</w:t>
+        <w:t>so‘mda</w:t>
       </w:r>
       <w:proofErr w:type="spellEnd"/>
     </w:p>
@@ -4643,29 +4607,7 @@
                 <w:szCs w:val="22"/>
                 <w:lang w:val="en-US"/>
               </w:rPr>
-              <w:t xml:space="preserve"> (</w:t>
-            </w:r>
-            <w:proofErr w:type="spellStart"/>
-            <w:r>
-              <w:rPr>
-                <w:rFonts w:ascii="Times New Roman" w:hAnsi="Times New Roman"/>
-                <w:color w:val="000000" w:themeColor="text1"/>
-                <w:sz w:val="22"/>
-                <w:szCs w:val="22"/>
-                <w:lang w:val="en-US"/>
-              </w:rPr>
-              <w:t>Isakov</w:t>
-            </w:r>
-            <w:proofErr w:type="spellEnd"/>
-            <w:r>
-              <w:rPr>
-                <w:rFonts w:ascii="Times New Roman" w:hAnsi="Times New Roman"/>
-                <w:color w:val="000000" w:themeColor="text1"/>
-                <w:sz w:val="22"/>
-                <w:szCs w:val="22"/>
-                <w:lang w:val="en-US"/>
-              </w:rPr>
-              <w:t xml:space="preserve"> M.M.)</w:t>
+              <w:t xml:space="preserve"> (Isakov M.M.)</w:t>
             </w:r>
           </w:p>
         </w:tc>
@@ -6369,7 +6311,6 @@
         </w:rPr>
         <w:t xml:space="preserve"> </w:t>
       </w:r>
-      <w:proofErr w:type="gramStart"/>
       <w:r>
         <w:rPr>
           <w:rFonts w:ascii="Times New Roman" w:hAnsi="Times New Roman"/>
@@ -6388,7 +6329,6 @@
         <w:t>‘</w:t>
       </w:r>
       <w:proofErr w:type="spellStart"/>
-      <w:proofErr w:type="gramEnd"/>
       <w:r>
         <w:rPr>
           <w:rFonts w:ascii="Times New Roman" w:hAnsi="Times New Roman"/>
@@ -6650,7 +6590,6 @@
         <w:t xml:space="preserve"> </w:t>
       </w:r>
       <w:proofErr w:type="spellStart"/>
-      <w:proofErr w:type="gramStart"/>
       <w:r>
         <w:rPr>
           <w:rFonts w:ascii="Times New Roman" w:hAnsi="Times New Roman"/>
@@ -6658,17 +6597,7 @@
           <w:bCs/>
           <w:lang w:val="en-US"/>
         </w:rPr>
-        <w:t>bo‘</w:t>
-      </w:r>
-      <w:proofErr w:type="gramEnd"/>
-      <w:r>
-        <w:rPr>
-          <w:rFonts w:ascii="Times New Roman" w:hAnsi="Times New Roman"/>
-          <w:b/>
-          <w:bCs/>
-          <w:lang w:val="en-US"/>
-        </w:rPr>
-        <w:t>lgan</w:t>
+        <w:t>bo‘lgan</w:t>
       </w:r>
       <w:proofErr w:type="spellEnd"/>
       <w:r>
@@ -6742,6 +6671,15 @@
           <w:lang w:val="en-US"/>
         </w:rPr>
       </w:pPr>
+      <w:r>
+        <w:rPr>
+          <w:rFonts w:ascii="Times New Roman" w:hAnsi="Times New Roman"/>
+          <w:b/>
+          <w:bCs/>
+          <w:lang w:val="en-US"/>
+        </w:rPr>
+        <w:t>mol-</w:t>
+      </w:r>
       <w:proofErr w:type="spellStart"/>
       <w:r>
         <w:rPr>
@@ -6750,7 +6688,7 @@
           <w:bCs/>
           <w:lang w:val="en-US"/>
         </w:rPr>
-        <w:t>mol-mulklarni</w:t>
+        <w:t>mulklarni</w:t>
       </w:r>
       <w:proofErr w:type="spellEnd"/>
       <w:r>
@@ -6865,7 +6803,6 @@
         <w:t xml:space="preserve"> </w:t>
       </w:r>
       <w:proofErr w:type="spellStart"/>
-      <w:proofErr w:type="gramStart"/>
       <w:r>
         <w:rPr>
           <w:rFonts w:ascii="Times New Roman" w:hAnsi="Times New Roman"/>
@@ -6873,17 +6810,7 @@
           <w:iCs/>
           <w:lang w:val="en-US"/>
         </w:rPr>
-        <w:t>so‘</w:t>
-      </w:r>
-      <w:proofErr w:type="gramEnd"/>
-      <w:r>
-        <w:rPr>
-          <w:rFonts w:ascii="Times New Roman" w:hAnsi="Times New Roman"/>
-          <w:i/>
-          <w:iCs/>
-          <w:lang w:val="en-US"/>
-        </w:rPr>
-        <w:t>mda</w:t>
+        <w:t>so‘mda</w:t>
       </w:r>
       <w:proofErr w:type="spellEnd"/>
     </w:p>
@@ -7924,19 +7851,7 @@
                 <w:szCs w:val="26"/>
                 <w:lang w:val="en-US"/>
               </w:rPr>
-              <w:t>16" 2.5K (2560×1</w:t>
-            </w:r>
-            <w:bookmarkStart w:id="0" w:name="_GoBack"/>
-            <w:bookmarkEnd w:id="0"/>
-            <w:r>
-              <w:rPr>
-                <w:rFonts w:ascii="Times New Roman" w:hAnsi="Times New Roman"/>
-                <w:color w:val="000000"/>
-                <w:sz w:val="26"/>
-                <w:szCs w:val="26"/>
-                <w:lang w:val="en-US"/>
-              </w:rPr>
-              <w:t>600) WQXGA OLED 240Hz</w:t>
+              <w:t>16" 2.5K (2560×1600) WQXGA OLED 240Hz</w:t>
             </w:r>
           </w:p>
           <w:p>
@@ -8034,29 +7949,7 @@
                 <w:szCs w:val="26"/>
                 <w:lang w:val="en-US"/>
               </w:rPr>
-              <w:t xml:space="preserve">1TB </w:t>
-            </w:r>
-            <w:proofErr w:type="spellStart"/>
-            <w:r>
-              <w:rPr>
-                <w:rFonts w:ascii="Times New Roman" w:hAnsi="Times New Roman"/>
-                <w:color w:val="000000"/>
-                <w:sz w:val="26"/>
-                <w:szCs w:val="26"/>
-                <w:lang w:val="en-US"/>
-              </w:rPr>
-              <w:t>PCIe</w:t>
-            </w:r>
-            <w:proofErr w:type="spellEnd"/>
-            <w:r>
-              <w:rPr>
-                <w:rFonts w:ascii="Times New Roman" w:hAnsi="Times New Roman"/>
-                <w:color w:val="000000"/>
-                <w:sz w:val="26"/>
-                <w:szCs w:val="26"/>
-                <w:lang w:val="en-US"/>
-              </w:rPr>
-              <w:t xml:space="preserve"> </w:t>
+              <w:t xml:space="preserve">1TB PCIe </w:t>
             </w:r>
             <w:proofErr w:type="spellStart"/>
             <w:r>
@@ -8554,29 +8447,7 @@
                 <w:szCs w:val="26"/>
                 <w:lang w:val="en-US"/>
               </w:rPr>
-              <w:t xml:space="preserve">Boot Storage: 4 TB Samsung 9100 PRO 4TB </w:t>
-            </w:r>
-            <w:proofErr w:type="spellStart"/>
-            <w:r>
-              <w:rPr>
-                <w:rFonts w:ascii="Times New Roman" w:hAnsi="Times New Roman"/>
-                <w:color w:val="000000"/>
-                <w:sz w:val="26"/>
-                <w:szCs w:val="26"/>
-                <w:lang w:val="en-US"/>
-              </w:rPr>
-              <w:t>PCIe</w:t>
-            </w:r>
-            <w:proofErr w:type="spellEnd"/>
-            <w:r>
-              <w:rPr>
-                <w:rFonts w:ascii="Times New Roman" w:hAnsi="Times New Roman"/>
-                <w:color w:val="000000"/>
-                <w:sz w:val="26"/>
-                <w:szCs w:val="26"/>
-                <w:lang w:val="en-US"/>
-              </w:rPr>
-              <w:t xml:space="preserve"> 5.0 </w:t>
+              <w:t xml:space="preserve">Boot Storage: 4 TB Samsung 9100 PRO 4TB PCIe 5.0 </w:t>
             </w:r>
             <w:proofErr w:type="spellStart"/>
             <w:r>
@@ -9234,7 +9105,7 @@
 </file>
 
 <file path=word/endnotes.xml><?xml version="1.0" encoding="utf-8"?>
-<w:endnotes xmlns:wpc="http://schemas.microsoft.com/office/word/2010/wordprocessingCanvas" xmlns:cx="http://schemas.microsoft.com/office/drawing/2014/chartex" xmlns:mc="http://schemas.openxmlformats.org/markup-compatibility/2006" xmlns:o="urn:schemas-microsoft-com:office:office" xmlns:r="http://schemas.openxmlformats.org/officeDocument/2006/relationships" xmlns:m="http://schemas.openxmlformats.org/officeDocument/2006/math" xmlns:v="urn:schemas-microsoft-com:vml" xmlns:wp14="http://schemas.microsoft.com/office/word/2010/wordprocessingDrawing" xmlns:wp="http://schemas.openxmlformats.org/drawingml/2006/wordprocessingDrawing" xmlns:w10="urn:schemas-microsoft-com:office:word" xmlns:w="http://schemas.openxmlformats.org/wordprocessingml/2006/main" xmlns:w14="http://schemas.microsoft.com/office/word/2010/wordml" xmlns:w15="http://schemas.microsoft.com/office/word/2012/wordml" xmlns:w16se="http://schemas.microsoft.com/office/word/2015/wordml/symex" xmlns:wpg="http://schemas.microsoft.com/office/word/2010/wordprocessingGroup" xmlns:wpi="http://schemas.microsoft.com/office/word/2010/wordprocessingInk" xmlns:wne="http://schemas.microsoft.com/office/word/2006/wordml" xmlns:wps="http://schemas.microsoft.com/office/word/2010/wordprocessingShape" mc:Ignorable="w14 w15 w16se wp14">
+<w:endnotes xmlns:wpc="http://schemas.microsoft.com/office/word/2010/wordprocessingCanvas" xmlns:cx="http://schemas.microsoft.com/office/drawing/2014/chartex" xmlns:cx1="http://schemas.microsoft.com/office/drawing/2015/9/8/chartex" xmlns:cx2="http://schemas.microsoft.com/office/drawing/2015/10/21/chartex" xmlns:cx3="http://schemas.microsoft.com/office/drawing/2016/5/9/chartex" xmlns:cx4="http://schemas.microsoft.com/office/drawing/2016/5/10/chartex" xmlns:cx5="http://schemas.microsoft.com/office/drawing/2016/5/11/chartex" xmlns:cx6="http://schemas.microsoft.com/office/drawing/2016/5/12/chartex" xmlns:cx7="http://schemas.microsoft.com/office/drawing/2016/5/13/chartex" xmlns:cx8="http://schemas.microsoft.com/office/drawing/2016/5/14/chartex" xmlns:mc="http://schemas.openxmlformats.org/markup-compatibility/2006" xmlns:aink="http://schemas.microsoft.com/office/drawing/2016/ink" xmlns:am3d="http://schemas.microsoft.com/office/drawing/2017/model3d" xmlns:o="urn:schemas-microsoft-com:office:office" xmlns:r="http://schemas.openxmlformats.org/officeDocument/2006/relationships" xmlns:m="http://schemas.openxmlformats.org/officeDocument/2006/math" xmlns:v="urn:schemas-microsoft-com:vml" xmlns:wp14="http://schemas.microsoft.com/office/word/2010/wordprocessingDrawing" xmlns:wp="http://schemas.openxmlformats.org/drawingml/2006/wordprocessingDrawing" xmlns:w10="urn:schemas-microsoft-com:office:word" xmlns:w="http://schemas.openxmlformats.org/wordprocessingml/2006/main" xmlns:w14="http://schemas.microsoft.com/office/word/2010/wordml" xmlns:w15="http://schemas.microsoft.com/office/word/2012/wordml" xmlns:w16cex="http://schemas.microsoft.com/office/word/2018/wordml/cex" xmlns:w16cid="http://schemas.microsoft.com/office/word/2016/wordml/cid" xmlns:w16="http://schemas.microsoft.com/office/word/2018/wordml" xmlns:w16sdtdh="http://schemas.microsoft.com/office/word/2020/wordml/sdtdatahash" xmlns:w16se="http://schemas.microsoft.com/office/word/2015/wordml/symex" xmlns:wpg="http://schemas.microsoft.com/office/word/2010/wordprocessingGroup" xmlns:wpi="http://schemas.microsoft.com/office/word/2010/wordprocessingInk" xmlns:wne="http://schemas.microsoft.com/office/word/2006/wordml" xmlns:wps="http://schemas.microsoft.com/office/word/2010/wordprocessingShape" mc:Ignorable="w14 w15 w16se w16cid w16 w16cex w16sdtdh wp14">
   <w:endnote w:type="separator" w:id="-1">
     <w:p>
       <w:r>
@@ -9253,7 +9124,7 @@
 </file>
 
 <file path=word/footer1.xml><?xml version="1.0" encoding="utf-8"?>
-<w:ftr xmlns:wpc="http://schemas.microsoft.com/office/word/2010/wordprocessingCanvas" xmlns:cx="http://schemas.microsoft.com/office/drawing/2014/chartex" xmlns:mc="http://schemas.openxmlformats.org/markup-compatibility/2006" xmlns:o="urn:schemas-microsoft-com:office:office" xmlns:r="http://schemas.openxmlformats.org/officeDocument/2006/relationships" xmlns:m="http://schemas.openxmlformats.org/officeDocument/2006/math" xmlns:v="urn:schemas-microsoft-com:vml" xmlns:wp14="http://schemas.microsoft.com/office/word/2010/wordprocessingDrawing" xmlns:wp="http://schemas.openxmlformats.org/drawingml/2006/wordprocessingDrawing" xmlns:w10="urn:schemas-microsoft-com:office:word" xmlns:w="http://schemas.openxmlformats.org/wordprocessingml/2006/main" xmlns:w14="http://schemas.microsoft.com/office/word/2010/wordml" xmlns:w15="http://schemas.microsoft.com/office/word/2012/wordml" xmlns:w16se="http://schemas.microsoft.com/office/word/2015/wordml/symex" xmlns:wpg="http://schemas.microsoft.com/office/word/2010/wordprocessingGroup" xmlns:wpi="http://schemas.microsoft.com/office/word/2010/wordprocessingInk" xmlns:wne="http://schemas.microsoft.com/office/word/2006/wordml" xmlns:wps="http://schemas.microsoft.com/office/word/2010/wordprocessingShape" mc:Ignorable="w14 w15 w16se wp14">
+<w:ftr xmlns:wpc="http://schemas.microsoft.com/office/word/2010/wordprocessingCanvas" xmlns:cx="http://schemas.microsoft.com/office/drawing/2014/chartex" xmlns:cx1="http://schemas.microsoft.com/office/drawing/2015/9/8/chartex" xmlns:cx2="http://schemas.microsoft.com/office/drawing/2015/10/21/chartex" xmlns:cx3="http://schemas.microsoft.com/office/drawing/2016/5/9/chartex" xmlns:cx4="http://schemas.microsoft.com/office/drawing/2016/5/10/chartex" xmlns:cx5="http://schemas.microsoft.com/office/drawing/2016/5/11/chartex" xmlns:cx6="http://schemas.microsoft.com/office/drawing/2016/5/12/chartex" xmlns:cx7="http://schemas.microsoft.com/office/drawing/2016/5/13/chartex" xmlns:cx8="http://schemas.microsoft.com/office/drawing/2016/5/14/chartex" xmlns:mc="http://schemas.openxmlformats.org/markup-compatibility/2006" xmlns:aink="http://schemas.microsoft.com/office/drawing/2016/ink" xmlns:am3d="http://schemas.microsoft.com/office/drawing/2017/model3d" xmlns:o="urn:schemas-microsoft-com:office:office" xmlns:r="http://schemas.openxmlformats.org/officeDocument/2006/relationships" xmlns:m="http://schemas.openxmlformats.org/officeDocument/2006/math" xmlns:v="urn:schemas-microsoft-com:vml" xmlns:wp14="http://schemas.microsoft.com/office/word/2010/wordprocessingDrawing" xmlns:wp="http://schemas.openxmlformats.org/drawingml/2006/wordprocessingDrawing" xmlns:w10="urn:schemas-microsoft-com:office:word" xmlns:w="http://schemas.openxmlformats.org/wordprocessingml/2006/main" xmlns:w14="http://schemas.microsoft.com/office/word/2010/wordml" xmlns:w15="http://schemas.microsoft.com/office/word/2012/wordml" xmlns:w16cex="http://schemas.microsoft.com/office/word/2018/wordml/cex" xmlns:w16cid="http://schemas.microsoft.com/office/word/2016/wordml/cid" xmlns:w16="http://schemas.microsoft.com/office/word/2018/wordml" xmlns:w16sdtdh="http://schemas.microsoft.com/office/word/2020/wordml/sdtdatahash" xmlns:w16se="http://schemas.microsoft.com/office/word/2015/wordml/symex" xmlns:wpg="http://schemas.microsoft.com/office/word/2010/wordprocessingGroup" xmlns:wpi="http://schemas.microsoft.com/office/word/2010/wordprocessingInk" xmlns:wne="http://schemas.microsoft.com/office/word/2006/wordml" xmlns:wps="http://schemas.microsoft.com/office/word/2010/wordprocessingShape" mc:Ignorable="w14 w15 w16se w16cid w16 w16cex w16sdtdh wp14">
   <w:sdt>
     <w:sdtPr>
       <w:rPr>
@@ -9327,7 +9198,7 @@
 </file>
 
 <file path=word/footnotes.xml><?xml version="1.0" encoding="utf-8"?>
-<w:footnotes xmlns:wpc="http://schemas.microsoft.com/office/word/2010/wordprocessingCanvas" xmlns:cx="http://schemas.microsoft.com/office/drawing/2014/chartex" xmlns:mc="http://schemas.openxmlformats.org/markup-compatibility/2006" xmlns:o="urn:schemas-microsoft-com:office:office" xmlns:r="http://schemas.openxmlformats.org/officeDocument/2006/relationships" xmlns:m="http://schemas.openxmlformats.org/officeDocument/2006/math" xmlns:v="urn:schemas-microsoft-com:vml" xmlns:wp14="http://schemas.microsoft.com/office/word/2010/wordprocessingDrawing" xmlns:wp="http://schemas.openxmlformats.org/drawingml/2006/wordprocessingDrawing" xmlns:w10="urn:schemas-microsoft-com:office:word" xmlns:w="http://schemas.openxmlformats.org/wordprocessingml/2006/main" xmlns:w14="http://schemas.microsoft.com/office/word/2010/wordml" xmlns:w15="http://schemas.microsoft.com/office/word/2012/wordml" xmlns:w16se="http://schemas.microsoft.com/office/word/2015/wordml/symex" xmlns:wpg="http://schemas.microsoft.com/office/word/2010/wordprocessingGroup" xmlns:wpi="http://schemas.microsoft.com/office/word/2010/wordprocessingInk" xmlns:wne="http://schemas.microsoft.com/office/word/2006/wordml" xmlns:wps="http://schemas.microsoft.com/office/word/2010/wordprocessingShape" mc:Ignorable="w14 w15 w16se wp14">
+<w:footnotes xmlns:wpc="http://schemas.microsoft.com/office/word/2010/wordprocessingCanvas" xmlns:cx="http://schemas.microsoft.com/office/drawing/2014/chartex" xmlns:cx1="http://schemas.microsoft.com/office/drawing/2015/9/8/chartex" xmlns:cx2="http://schemas.microsoft.com/office/drawing/2015/10/21/chartex" xmlns:cx3="http://schemas.microsoft.com/office/drawing/2016/5/9/chartex" xmlns:cx4="http://schemas.microsoft.com/office/drawing/2016/5/10/chartex" xmlns:cx5="http://schemas.microsoft.com/office/drawing/2016/5/11/chartex" xmlns:cx6="http://schemas.microsoft.com/office/drawing/2016/5/12/chartex" xmlns:cx7="http://schemas.microsoft.com/office/drawing/2016/5/13/chartex" xmlns:cx8="http://schemas.microsoft.com/office/drawing/2016/5/14/chartex" xmlns:mc="http://schemas.openxmlformats.org/markup-compatibility/2006" xmlns:aink="http://schemas.microsoft.com/office/drawing/2016/ink" xmlns:am3d="http://schemas.microsoft.com/office/drawing/2017/model3d" xmlns:o="urn:schemas-microsoft-com:office:office" xmlns:r="http://schemas.openxmlformats.org/officeDocument/2006/relationships" xmlns:m="http://schemas.openxmlformats.org/officeDocument/2006/math" xmlns:v="urn:schemas-microsoft-com:vml" xmlns:wp14="http://schemas.microsoft.com/office/word/2010/wordprocessingDrawing" xmlns:wp="http://schemas.openxmlformats.org/drawingml/2006/wordprocessingDrawing" xmlns:w10="urn:schemas-microsoft-com:office:word" xmlns:w="http://schemas.openxmlformats.org/wordprocessingml/2006/main" xmlns:w14="http://schemas.microsoft.com/office/word/2010/wordml" xmlns:w15="http://schemas.microsoft.com/office/word/2012/wordml" xmlns:w16cex="http://schemas.microsoft.com/office/word/2018/wordml/cex" xmlns:w16cid="http://schemas.microsoft.com/office/word/2016/wordml/cid" xmlns:w16="http://schemas.microsoft.com/office/word/2018/wordml" xmlns:w16sdtdh="http://schemas.microsoft.com/office/word/2020/wordml/sdtdatahash" xmlns:w16se="http://schemas.microsoft.com/office/word/2015/wordml/symex" xmlns:wpg="http://schemas.microsoft.com/office/word/2010/wordprocessingGroup" xmlns:wpi="http://schemas.microsoft.com/office/word/2010/wordprocessingInk" xmlns:wne="http://schemas.microsoft.com/office/word/2006/wordml" xmlns:wps="http://schemas.microsoft.com/office/word/2010/wordprocessingShape" mc:Ignorable="w14 w15 w16se w16cid w16 w16cex w16sdtdh wp14">
   <w:footnote w:type="separator" w:id="-1">
     <w:p>
       <w:r>
@@ -9346,7 +9217,7 @@
 </file>
 
 <file path=word/styles.xml><?xml version="1.0" encoding="utf-8"?>
-<w:styles xmlns:mc="http://schemas.openxmlformats.org/markup-compatibility/2006" xmlns:r="http://schemas.openxmlformats.org/officeDocument/2006/relationships" xmlns:w="http://schemas.openxmlformats.org/wordprocessingml/2006/main" xmlns:w14="http://schemas.microsoft.com/office/word/2010/wordml" xmlns:w15="http://schemas.microsoft.com/office/word/2012/wordml" xmlns:w16se="http://schemas.microsoft.com/office/word/2015/wordml/symex" mc:Ignorable="w14 w15 w16se">
+<w:styles xmlns:mc="http://schemas.openxmlformats.org/markup-compatibility/2006" xmlns:r="http://schemas.openxmlformats.org/officeDocument/2006/relationships" xmlns:w="http://schemas.openxmlformats.org/wordprocessingml/2006/main" xmlns:w14="http://schemas.microsoft.com/office/word/2010/wordml" xmlns:w15="http://schemas.microsoft.com/office/word/2012/wordml" xmlns:w16cex="http://schemas.microsoft.com/office/word/2018/wordml/cex" xmlns:w16cid="http://schemas.microsoft.com/office/word/2016/wordml/cid" xmlns:w16="http://schemas.microsoft.com/office/word/2018/wordml" xmlns:w16sdtdh="http://schemas.microsoft.com/office/word/2020/wordml/sdtdatahash" xmlns:w16se="http://schemas.microsoft.com/office/word/2015/wordml/symex" mc:Ignorable="w14 w15 w16se w16cid w16 w16cex w16sdtdh">
   <w:docDefaults>
     <w:rPrDefault>
       <w:rPr>
@@ -9362,7 +9233,7 @@
       </w:pPr>
     </w:pPrDefault>
   </w:docDefaults>
-  <w:latentStyles w:defLockedState="0" w:defUIPriority="99" w:defSemiHidden="0" w:defUnhideWhenUsed="0" w:defQFormat="0" w:count="371">
+  <w:latentStyles w:defLockedState="0" w:defUIPriority="99" w:defSemiHidden="0" w:defUnhideWhenUsed="0" w:defQFormat="0" w:count="376">
     <w:lsdException w:name="Normal" w:uiPriority="0" w:qFormat="1"/>
     <w:lsdException w:name="heading 1" w:uiPriority="9" w:qFormat="1"/>
     <w:lsdException w:name="heading 2" w:semiHidden="1" w:uiPriority="9" w:unhideWhenUsed="1" w:qFormat="1"/>
@@ -9468,7 +9339,6 @@
     <w:lsdException w:name="HTML Sample" w:semiHidden="1" w:unhideWhenUsed="1"/>
     <w:lsdException w:name="HTML Typewriter" w:semiHidden="1" w:unhideWhenUsed="1"/>
     <w:lsdException w:name="HTML Variable" w:semiHidden="1" w:unhideWhenUsed="1"/>
-    <w:lsdException w:name="Normal Table" w:semiHidden="1" w:unhideWhenUsed="1"/>
     <w:lsdException w:name="annotation subject" w:semiHidden="1" w:unhideWhenUsed="1"/>
     <w:lsdException w:name="No List" w:semiHidden="1" w:unhideWhenUsed="1"/>
     <w:lsdException w:name="Outline List 1" w:semiHidden="1" w:unhideWhenUsed="1"/>
@@ -9511,11 +9381,8 @@
     <w:lsdException w:name="Table Contemporary" w:semiHidden="1" w:unhideWhenUsed="1"/>
     <w:lsdException w:name="Table Elegant" w:semiHidden="1" w:unhideWhenUsed="1"/>
     <w:lsdException w:name="Table Professional" w:semiHidden="1" w:unhideWhenUsed="1"/>
-    <w:lsdException w:name="Table Subtle 1" w:semiHidden="1" w:unhideWhenUsed="1"/>
     <w:lsdException w:name="Table Subtle 2" w:semiHidden="1" w:unhideWhenUsed="1"/>
     <w:lsdException w:name="Table Web 1" w:semiHidden="1" w:unhideWhenUsed="1"/>
-    <w:lsdException w:name="Table Web 2" w:semiHidden="1" w:unhideWhenUsed="1"/>
-    <w:lsdException w:name="Table Web 3" w:semiHidden="1" w:unhideWhenUsed="1"/>
     <w:lsdException w:name="Balloon Text" w:semiHidden="1" w:unhideWhenUsed="1"/>
     <w:lsdException w:name="Table Grid" w:uiPriority="0"/>
     <w:lsdException w:name="Table Theme" w:semiHidden="1" w:unhideWhenUsed="1"/>
@@ -9734,6 +9601,11 @@
     <w:lsdException w:name="List Table 5 Dark Accent 6" w:uiPriority="50"/>
     <w:lsdException w:name="List Table 6 Colorful Accent 6" w:uiPriority="51"/>
     <w:lsdException w:name="List Table 7 Colorful Accent 6" w:uiPriority="52"/>
+    <w:lsdException w:name="Mention" w:semiHidden="1" w:unhideWhenUsed="1"/>
+    <w:lsdException w:name="Smart Hyperlink" w:semiHidden="1" w:unhideWhenUsed="1"/>
+    <w:lsdException w:name="Hashtag" w:semiHidden="1" w:unhideWhenUsed="1"/>
+    <w:lsdException w:name="Unresolved Mention" w:semiHidden="1" w:unhideWhenUsed="1"/>
+    <w:lsdException w:name="Smart Link" w:semiHidden="1" w:unhideWhenUsed="1"/>
   </w:latentStyles>
   <w:style w:type="paragraph" w:default="1" w:styleId="a">
     <w:name w:val="Normal"/>
